--- a/docs/2026-09-20_수학공간과입체_배포문서/문서원본/04_수업운영가이드.docx
+++ b/docs/2026-09-20_수학공간과입체_배포문서/문서원본/04_수업운영가이드.docx
@@ -331,6 +331,24 @@
         <w:t>현재 기기에 임시 저장과 서버 저장 완료를 구분합니다. 작품을 이어 쓰려면 같은 학생 계정으로 들어갑니다. 학교 공용 기기에서는 매 학생이 나가기를 사용하게 합니다. 정오답·XP만으로 학생의 전체 성취를 단정하지 않습니다.</w:t>
       </w:r>
     </w:p>
+    <w:p>
+      <w:pPr>
+        <w:pStyle w:val="Heading1"/>
+      </w:pPr>
+      <w:r>
+        <w:t>교사 문제 미리보기</w:t>
+      </w:r>
+    </w:p>
+    <w:p>
+      <w:r>
+        <w:t>교사 화면의 문제 미리보기에서 차시·문제 틀·seed를 골라 학생에게 보일 3D 모형과 문제 자료를 수업 전에 확인합니다. 문제 틀 이름은 한글 설명으로 표시됩니다.</w:t>
+      </w:r>
+    </w:p>
+    <w:p>
+      <w:r>
+        <w:t>확인: 화면 확인용이며 정답을 미리 알려주지 않습니다. 수업 전 확인 용도로만 사용합니다.</w:t>
+      </w:r>
+    </w:p>
     <w:sectPr>
       <w:footerReference w:type="default" r:id="rId9"/>
       <w:pgSz w:w="11906" w:h="16838"/>
@@ -723,7 +741,7 @@
       <w:spacing w:after="120" w:line="276" w:lineRule="auto"/>
     </w:pPr>
     <w:rPr>
-      <w:rFonts w:ascii="Arial Unicode MS" w:hAnsi="Arial Unicode MS" w:eastAsia="Arial Unicode MS"/>
+      <w:rFonts w:ascii="Apple SD Gothic Neo" w:hAnsi="Apple SD Gothic Neo" w:eastAsia="Apple SD Gothic Neo"/>
       <w:color w:val="000000"/>
       <w:sz w:val="21"/>
     </w:rPr>
@@ -787,7 +805,7 @@
       <w:outlineLvl w:val="0"/>
     </w:pPr>
     <w:rPr>
-      <w:rFonts w:asciiTheme="majorHAnsi" w:eastAsiaTheme="majorEastAsia" w:hAnsiTheme="majorHAnsi" w:cstheme="majorBidi" w:ascii="Arial Unicode MS" w:hAnsi="Arial Unicode MS" w:eastAsia="Arial Unicode MS"/>
+      <w:rFonts w:asciiTheme="majorHAnsi" w:eastAsiaTheme="majorEastAsia" w:hAnsiTheme="majorHAnsi" w:cstheme="majorBidi" w:ascii="Apple SD Gothic Neo" w:hAnsi="Apple SD Gothic Neo" w:eastAsia="Apple SD Gothic Neo"/>
       <w:b/>
       <w:bCs/>
       <w:color w:val="000000"/>
@@ -811,7 +829,7 @@
       <w:outlineLvl w:val="1"/>
     </w:pPr>
     <w:rPr>
-      <w:rFonts w:asciiTheme="majorHAnsi" w:eastAsiaTheme="majorEastAsia" w:hAnsiTheme="majorHAnsi" w:cstheme="majorBidi" w:ascii="Arial Unicode MS" w:hAnsi="Arial Unicode MS" w:eastAsia="Arial Unicode MS"/>
+      <w:rFonts w:asciiTheme="majorHAnsi" w:eastAsiaTheme="majorEastAsia" w:hAnsiTheme="majorHAnsi" w:cstheme="majorBidi" w:ascii="Apple SD Gothic Neo" w:hAnsi="Apple SD Gothic Neo" w:eastAsia="Apple SD Gothic Neo"/>
       <w:b/>
       <w:bCs/>
       <w:color w:val="000000"/>
@@ -1076,7 +1094,7 @@
       <w:contextualSpacing/>
     </w:pPr>
     <w:rPr>
-      <w:rFonts w:asciiTheme="majorHAnsi" w:eastAsiaTheme="majorEastAsia" w:hAnsiTheme="majorHAnsi" w:cstheme="majorBidi" w:ascii="Arial Unicode MS" w:hAnsi="Arial Unicode MS" w:eastAsia="Arial Unicode MS"/>
+      <w:rFonts w:asciiTheme="majorHAnsi" w:eastAsiaTheme="majorEastAsia" w:hAnsiTheme="majorHAnsi" w:cstheme="majorBidi" w:ascii="Apple SD Gothic Neo" w:hAnsi="Apple SD Gothic Neo" w:eastAsia="Apple SD Gothic Neo"/>
       <w:color w:val="000000"/>
       <w:spacing w:val="5"/>
       <w:kern w:val="28"/>
@@ -1518,7 +1536,7 @@
       <w:spacing w:line="240" w:lineRule="auto"/>
     </w:pPr>
     <w:rPr>
-      <w:rFonts w:ascii="Arial Unicode MS" w:hAnsi="Arial Unicode MS" w:eastAsia="Arial Unicode MS"/>
+      <w:rFonts w:ascii="Apple SD Gothic Neo" w:hAnsi="Apple SD Gothic Neo" w:eastAsia="Apple SD Gothic Neo"/>
       <w:b/>
       <w:bCs/>
       <w:color w:val="000000"/>
